--- a/en-US/en-US/05 2015春季通讯（选段）.docx
+++ b/en-US/en-US/05 2015春季通讯（选段）.docx
@@ -11,7 +11,7 @@
       </w:pPr>
       <w:r>
         <w:rPr>
-          <w:rFonts w:ascii="Hannotate SC Regular" w:hAnsi="Hannotate SC Regular" w:cs="Hannotate SC Regular" w:eastAsia="Hannotate SC Regular"/>
+          <w:rFonts w:ascii="Hannotate SC Regular" w:cs="Hannotate SC Regular" w:eastAsia="Hannotate SC Regular" w:hAnsi="Hannotate SC Regular"/>
         </w:rPr>
         <w:drawing>
           <wp:anchor distT="152400" distB="152400" distL="152400" distR="152400" simplePos="0" relativeHeight="251659264" behindDoc="0" locked="0" layoutInCell="1" allowOverlap="1" wp14:anchorId="3EB9DAF4" wp14:editId="7B119B81">
@@ -226,7 +226,7 @@
           <w:sz w:val="20"/>
           <w:szCs w:val="20"/>
         </w:rPr>
-        <w:t>抱歉，我们用了将近一个月的时间，才把</w:t>
+        <w:t xml:space="preserve">      抱歉，我们用了将近一个月的时间，才把</w:t>
       </w:r>
       <w:r>
         <w:rPr>
@@ -261,7 +261,7 @@
           <w:sz w:val="20"/>
           <w:szCs w:val="20"/>
         </w:rPr>
-        <w:t xml:space="preserve">最近几个月以来，它基金调整了工作策略，决心致力于传播。 因为我们相信传播的力量，而我们最擅长的，恰恰是传播。 我们制定了全新的工作计划，用我们最擅长的方式，去帮助那些需要帮助的动物。 为了抢时间，我们不得不忙一些。</w:t>
+        <w:t xml:space="preserve">      最近几个月以来，它基金调整了工作策略，决心致力于传播。 因为我们相信传播的力量，而我们最擅长的，恰恰是传播。 我们制定了全新的工作计划，用我们最擅长的方式，去帮助那些需要帮助的动物。 为了抢时间，我们不得不忙一些。</w:t>
       </w:r>
     </w:p>
     <w:p>
@@ -276,6 +276,14 @@
       </w:pPr>
       <w:r>
         <w:rPr>
+          <w:rFonts w:ascii="Hannotate SC Regular" w:hAnsi="Hannotate SC Regular"/>
+          <w:sz w:val="20"/>
+          <w:szCs w:val="20"/>
+        </w:rPr>
+        <w:t xml:space="preserve">      </w:t>
+      </w:r>
+      <w:r>
+        <w:rPr>
           <w:rFonts w:eastAsia="Hannotate SC Regular" w:hint="eastAsia"/>
           <w:sz w:val="20"/>
           <w:szCs w:val="20"/>
@@ -318,7 +326,7 @@
           <w:sz w:val="20"/>
           <w:szCs w:val="20"/>
         </w:rPr>
-        <w:t xml:space="preserve">八个月以来，特别是今年的前三个月，它基金的同事们紧锣密鼓地做了很多事，现在看来，我们的策略似乎还算对路。 这份通讯是我们</w:t>
+        <w:t xml:space="preserve">      八个月以来，特别是今年的前三个月，它基金的同事们紧锣密鼓地做了很多事，现在看来，我们的策略似乎还算对路。 这份通讯是我们</w:t>
       </w:r>
       <w:r>
         <w:rPr>
@@ -353,11 +361,11 @@
           <w:sz w:val="20"/>
           <w:szCs w:val="20"/>
         </w:rPr>
-        <w:t xml:space="preserve">一个公益组织的健康成长，离不开一个良好的工作策略，离不开一个执行力超强的团队，也离不开它最坚定的支持者们。 它基金当然也不例外。 模仿习总的口气，我要给我的同事和它基金的支持者们点赞。</w:t>
-      </w:r>
-      <w:r>
-        <w:rPr>
-          <w:rFonts w:ascii="Hannotate SC Regular" w:hAnsi="Hannotate SC Regular" w:cs="Hannotate SC Regular" w:eastAsia="Hannotate SC Regular"/>
+        <w:t xml:space="preserve">      一个公益组织的健康成长，离不开一个良好的工作策略，离不开一个执行力超强的团队，也离不开它最坚定的支持者们。 它基金当然也不例外。 模仿习总的口气，我要给我的同事和它基金的支持者们点赞。</w:t>
+      </w:r>
+      <w:r>
+        <w:rPr>
+          <w:rFonts w:ascii="Hannotate SC Regular" w:cs="Hannotate SC Regular" w:eastAsia="Hannotate SC Regular" w:hAnsi="Hannotate SC Regular"/>
           <w:sz w:val="20"/>
           <w:szCs w:val="20"/>
         </w:rPr>
@@ -447,7 +455,7 @@
       </w:pPr>
       <w:r>
         <w:rPr>
-          <w:rFonts w:ascii="Hannotate SC Regular" w:hAnsi="Hannotate SC Regular" w:cs="Hannotate SC Regular" w:eastAsia="Hannotate SC Regular"/>
+          <w:rFonts w:ascii="Hannotate SC Regular" w:cs="Hannotate SC Regular" w:eastAsia="Hannotate SC Regular" w:hAnsi="Hannotate SC Regular"/>
           <w:sz w:val="20"/>
           <w:szCs w:val="20"/>
         </w:rPr>
@@ -515,7 +523,7 @@
       </w:r>
       <w:r>
         <w:rPr>
-          <w:rFonts w:ascii="宋体" w:hAnsi="宋体" w:cs="宋体" w:eastAsia="宋体" w:hint="eastAsia"/>
+          <w:rFonts w:ascii="宋体" w:cs="宋体" w:eastAsia="宋体" w:hAnsi="宋体" w:hint="eastAsia"/>
           <w:sz w:val="20"/>
           <w:szCs w:val="20"/>
         </w:rPr>
@@ -531,7 +539,7 @@
       </w:r>
       <w:r>
         <w:rPr>
-          <w:rFonts w:ascii="宋体" w:hAnsi="宋体" w:cs="宋体" w:eastAsia="宋体" w:hint="eastAsia"/>
+          <w:rFonts w:ascii="宋体" w:cs="宋体" w:eastAsia="宋体" w:hAnsi="宋体" w:hint="eastAsia"/>
           <w:sz w:val="20"/>
           <w:szCs w:val="20"/>
         </w:rPr>
@@ -547,7 +555,7 @@
       </w:r>
       <w:r>
         <w:rPr>
-          <w:rFonts w:ascii="宋体" w:hAnsi="宋体" w:cs="宋体" w:eastAsia="宋体" w:hint="eastAsia"/>
+          <w:rFonts w:ascii="宋体" w:cs="宋体" w:eastAsia="宋体" w:hAnsi="宋体" w:hint="eastAsia"/>
           <w:sz w:val="20"/>
           <w:szCs w:val="20"/>
         </w:rPr>

--- a/en-US/en-US/05 2015春季通讯（选段）.docx
+++ b/en-US/en-US/05 2015春季通讯（选段）.docx
@@ -11,7 +11,7 @@
       </w:pPr>
       <w:r>
         <w:rPr>
-          <w:rFonts w:ascii="Hannotate SC Regular" w:cs="Hannotate SC Regular" w:eastAsia="Hannotate SC Regular" w:hAnsi="Hannotate SC Regular"/>
+          <w:rFonts w:ascii="Hannotate SC Regular" w:hAnsi="Hannotate SC Regular" w:cs="Hannotate SC Regular" w:eastAsia="Hannotate SC Regular"/>
         </w:rPr>
         <w:drawing>
           <wp:anchor distT="152400" distB="152400" distL="152400" distR="152400" simplePos="0" relativeHeight="251659264" behindDoc="0" locked="0" layoutInCell="1" allowOverlap="1" wp14:anchorId="3EB9DAF4" wp14:editId="7B119B81">
@@ -365,7 +365,7 @@
       </w:r>
       <w:r>
         <w:rPr>
-          <w:rFonts w:ascii="Hannotate SC Regular" w:cs="Hannotate SC Regular" w:eastAsia="Hannotate SC Regular" w:hAnsi="Hannotate SC Regular"/>
+          <w:rFonts w:ascii="Hannotate SC Regular" w:hAnsi="Hannotate SC Regular" w:cs="Hannotate SC Regular" w:eastAsia="Hannotate SC Regular"/>
           <w:sz w:val="20"/>
           <w:szCs w:val="20"/>
         </w:rPr>
@@ -455,7 +455,7 @@
       </w:pPr>
       <w:r>
         <w:rPr>
-          <w:rFonts w:ascii="Hannotate SC Regular" w:cs="Hannotate SC Regular" w:eastAsia="Hannotate SC Regular" w:hAnsi="Hannotate SC Regular"/>
+          <w:rFonts w:ascii="Hannotate SC Regular" w:hAnsi="Hannotate SC Regular" w:cs="Hannotate SC Regular" w:eastAsia="Hannotate SC Regular"/>
           <w:sz w:val="20"/>
           <w:szCs w:val="20"/>
         </w:rPr>
@@ -523,7 +523,7 @@
       </w:r>
       <w:r>
         <w:rPr>
-          <w:rFonts w:ascii="宋体" w:cs="宋体" w:eastAsia="宋体" w:hAnsi="宋体" w:hint="eastAsia"/>
+          <w:rFonts w:ascii="宋体" w:hAnsi="宋体" w:cs="宋体" w:eastAsia="宋体" w:hint="eastAsia"/>
           <w:sz w:val="20"/>
           <w:szCs w:val="20"/>
         </w:rPr>
@@ -539,7 +539,7 @@
       </w:r>
       <w:r>
         <w:rPr>
-          <w:rFonts w:ascii="宋体" w:cs="宋体" w:eastAsia="宋体" w:hAnsi="宋体" w:hint="eastAsia"/>
+          <w:rFonts w:ascii="宋体" w:hAnsi="宋体" w:cs="宋体" w:eastAsia="宋体" w:hint="eastAsia"/>
           <w:sz w:val="20"/>
           <w:szCs w:val="20"/>
         </w:rPr>
@@ -555,7 +555,7 @@
       </w:r>
       <w:r>
         <w:rPr>
-          <w:rFonts w:ascii="宋体" w:cs="宋体" w:eastAsia="宋体" w:hAnsi="宋体" w:hint="eastAsia"/>
+          <w:rFonts w:ascii="宋体" w:hAnsi="宋体" w:cs="宋体" w:eastAsia="宋体" w:hint="eastAsia"/>
           <w:sz w:val="20"/>
           <w:szCs w:val="20"/>
         </w:rPr>
